--- a/06_PRINT/Elaveler.docx
+++ b/06_PRINT/Elaveler.docx
@@ -1779,7 +1779,19 @@
               <w:rPr>
                 <w:sz w:val="24"/>
               </w:rPr>
-              <w:t>31mart</w:t>
+              <w:t>31</w:t>
+            </w:r>
+            <w:r>
+              <w:rPr>
+                <w:sz w:val="24"/>
+              </w:rPr>
+              <w:t xml:space="preserve"> </w:t>
+            </w:r>
+            <w:r>
+              <w:rPr>
+                <w:sz w:val="24"/>
+              </w:rPr>
+              <w:t>mart</w:t>
             </w:r>
           </w:p>
         </w:tc>
@@ -12529,6 +12541,7 @@
   <w:style w:type="character" w:default="1" w:styleId="DefaultParagraphFont">
     <w:name w:val="Default Paragraph Font"/>
     <w:uiPriority w:val="1"/>
+    <w:semiHidden/>
     <w:unhideWhenUsed/>
   </w:style>
   <w:style w:type="table" w:default="1" w:styleId="TableNormal">

--- a/06_PRINT/Elaveler.docx
+++ b/06_PRINT/Elaveler.docx
@@ -6999,7 +6999,42 @@
           <w:b/>
           <w:sz w:val="24"/>
         </w:rPr>
-        <w:t>dos.N.Ö.Hacıyevə</w:t>
+        <w:t>dos.</w:t>
+      </w:r>
+      <w:r>
+        <w:rPr>
+          <w:b/>
+          <w:sz w:val="24"/>
+        </w:rPr>
+        <w:t>G</w:t>
+      </w:r>
+      <w:r>
+        <w:rPr>
+          <w:b/>
+          <w:sz w:val="24"/>
+        </w:rPr>
+        <w:t>.</w:t>
+      </w:r>
+      <w:r>
+        <w:rPr>
+          <w:b/>
+          <w:sz w:val="24"/>
+        </w:rPr>
+        <w:t>C</w:t>
+      </w:r>
+      <w:r>
+        <w:rPr>
+          <w:b/>
+          <w:sz w:val="24"/>
+        </w:rPr>
+        <w:t>.</w:t>
+      </w:r>
+      <w:r>
+        <w:rPr>
+          <w:b/>
+          <w:sz w:val="24"/>
+        </w:rPr>
+        <w:t>Musayevə</w:t>
       </w:r>
     </w:p>
     <w:p>
@@ -7175,7 +7210,49 @@
           <w:b/>
           <w:sz w:val="24"/>
         </w:rPr>
-        <w:t xml:space="preserve"> Səmədov İsmət Azər </w:t>
+        <w:t xml:space="preserve"> </w:t>
+      </w:r>
+      <w:r>
+        <w:rPr>
+          <w:b/>
+          <w:sz w:val="24"/>
+        </w:rPr>
+        <w:t>Bəşirov</w:t>
+      </w:r>
+      <w:r>
+        <w:rPr>
+          <w:b/>
+          <w:sz w:val="24"/>
+        </w:rPr>
+        <w:t xml:space="preserve"> </w:t>
+      </w:r>
+      <w:r>
+        <w:rPr>
+          <w:b/>
+          <w:sz w:val="24"/>
+        </w:rPr>
+        <w:t>Ülvi</w:t>
+      </w:r>
+      <w:r>
+        <w:rPr>
+          <w:b/>
+          <w:sz w:val="24"/>
+        </w:rPr>
+        <w:t xml:space="preserve"> </w:t>
+      </w:r>
+      <w:r>
+        <w:rPr>
+          <w:b/>
+          <w:sz w:val="24"/>
+        </w:rPr>
+        <w:t>Samir</w:t>
+      </w:r>
+      <w:r>
+        <w:rPr>
+          <w:b/>
+          <w:sz w:val="24"/>
+        </w:rPr>
+        <w:t xml:space="preserve"> </w:t>
       </w:r>
       <w:r>
         <w:rPr>

--- a/06_PRINT/Elaveler.docx
+++ b/06_PRINT/Elaveler.docx
@@ -7036,6 +7036,20 @@
         </w:rPr>
         <w:t>Musayevə</w:t>
       </w:r>
+      <w:r>
+        <w:rPr>
+          <w:b/>
+          <w:sz w:val="24"/>
+        </w:rPr>
+        <w:tab/>
+      </w:r>
+      <w:r>
+        <w:rPr>
+          <w:b/>
+          <w:sz w:val="24"/>
+        </w:rPr>
+        <w:tab/>
+      </w:r>
     </w:p>
     <w:p>
       <w:pPr>
@@ -7739,12 +7753,14 @@
         </w:rPr>
         <w:t xml:space="preserve"> </w:t>
       </w:r>
+      <w:bookmarkStart w:id="1" w:name="OLE_LINK2"/>
       <w:r>
         <w:rPr>
           <w:sz w:val="24"/>
         </w:rPr>
         <w:t>nüsxə</w:t>
       </w:r>
+      <w:bookmarkEnd w:id="1"/>
     </w:p>
     <w:p>
       <w:pPr>
@@ -7782,7 +7798,12 @@
           <w:sz w:val="24"/>
         </w:rPr>
         <w:tab/>
-        <w:t>3</w:t>
+      </w:r>
+      <w:r>
+        <w:rPr>
+          <w:sz w:val="24"/>
+        </w:rPr>
+        <w:t>10</w:t>
       </w:r>
       <w:r>
         <w:rPr>
@@ -7795,7 +7816,7 @@
         <w:rPr>
           <w:sz w:val="24"/>
         </w:rPr>
-        <w:t>səhifə</w:t>
+        <w:t>nüsxə</w:t>
       </w:r>
     </w:p>
     <w:p>
@@ -7873,7 +7894,12 @@
           <w:sz w:val="24"/>
         </w:rPr>
         <w:tab/>
-        <w:t>2</w:t>
+      </w:r>
+      <w:r>
+        <w:rPr>
+          <w:sz w:val="24"/>
+        </w:rPr>
+        <w:t>1</w:t>
       </w:r>
       <w:r>
         <w:rPr>
@@ -7886,7 +7912,7 @@
         <w:rPr>
           <w:sz w:val="24"/>
         </w:rPr>
-        <w:t>səhifə</w:t>
+        <w:t>nüsxə</w:t>
       </w:r>
     </w:p>
     <w:p>
@@ -7938,8 +7964,16 @@
           <w:sz w:val="24"/>
         </w:rPr>
         <w:tab/>
-        <w:t>1 nüsxə</w:t>
-      </w:r>
+        <w:t xml:space="preserve">1 </w:t>
+      </w:r>
+      <w:bookmarkStart w:id="2" w:name="OLE_LINK3"/>
+      <w:r>
+        <w:rPr>
+          <w:sz w:val="24"/>
+        </w:rPr>
+        <w:t>nüsxə</w:t>
+      </w:r>
+      <w:bookmarkEnd w:id="2"/>
     </w:p>
     <w:p>
       <w:pPr>
